--- a/Documentation.docx
+++ b/Documentation.docx
@@ -4,11 +4,14 @@
   <w:body>
     <w:p>
       <w:r>
+        <w:rPr>
+          <w:noProof/>
+        </w:rPr>
         <w:drawing>
-          <wp:inline distT="0" distB="0" distL="0" distR="0" wp14:anchorId="495B236D" wp14:editId="214A15B6">
-            <wp:extent cx="5731510" cy="3522980"/>
-            <wp:effectExtent l="0" t="0" r="2540" b="1270"/>
-            <wp:docPr id="760775309" name="Picture 1"/>
+          <wp:inline distT="0" distB="0" distL="0" distR="0" wp14:anchorId="23BF28B3" wp14:editId="040A573E">
+            <wp:extent cx="5731510" cy="3813810"/>
+            <wp:effectExtent l="0" t="0" r="2540" b="0"/>
+            <wp:docPr id="1858505598" name="Picture 1"/>
             <wp:cNvGraphicFramePr>
               <a:graphicFrameLocks xmlns:a="http://schemas.openxmlformats.org/drawingml/2006/main" noChangeAspect="1"/>
             </wp:cNvGraphicFramePr>
@@ -16,7 +19,7 @@
               <a:graphicData uri="http://schemas.openxmlformats.org/drawingml/2006/picture">
                 <pic:pic xmlns:pic="http://schemas.openxmlformats.org/drawingml/2006/picture">
                   <pic:nvPicPr>
-                    <pic:cNvPr id="760775309" name=""/>
+                    <pic:cNvPr id="1858505598" name=""/>
                     <pic:cNvPicPr/>
                   </pic:nvPicPr>
                   <pic:blipFill>
@@ -28,7 +31,7 @@
                   <pic:spPr>
                     <a:xfrm>
                       <a:off x="0" y="0"/>
-                      <a:ext cx="5731510" cy="3522980"/>
+                      <a:ext cx="5731510" cy="3813810"/>
                     </a:xfrm>
                     <a:prstGeom prst="rect">
                       <a:avLst/>
@@ -43,11 +46,14 @@
     </w:p>
     <w:p>
       <w:r>
+        <w:rPr>
+          <w:noProof/>
+        </w:rPr>
         <w:drawing>
-          <wp:inline distT="0" distB="0" distL="0" distR="0" wp14:anchorId="4CEC6165" wp14:editId="0E431FE1">
-            <wp:extent cx="5731510" cy="3526155"/>
-            <wp:effectExtent l="0" t="0" r="2540" b="0"/>
-            <wp:docPr id="1364020561" name="Picture 1"/>
+          <wp:inline distT="0" distB="0" distL="0" distR="0" wp14:anchorId="757E596D" wp14:editId="7289C785">
+            <wp:extent cx="5731510" cy="3820160"/>
+            <wp:effectExtent l="0" t="0" r="2540" b="8890"/>
+            <wp:docPr id="1473168700" name="Picture 1"/>
             <wp:cNvGraphicFramePr>
               <a:graphicFrameLocks xmlns:a="http://schemas.openxmlformats.org/drawingml/2006/main" noChangeAspect="1"/>
             </wp:cNvGraphicFramePr>
@@ -55,7 +61,7 @@
               <a:graphicData uri="http://schemas.openxmlformats.org/drawingml/2006/picture">
                 <pic:pic xmlns:pic="http://schemas.openxmlformats.org/drawingml/2006/picture">
                   <pic:nvPicPr>
-                    <pic:cNvPr id="1364020561" name=""/>
+                    <pic:cNvPr id="1473168700" name=""/>
                     <pic:cNvPicPr/>
                   </pic:nvPicPr>
                   <pic:blipFill>
@@ -67,7 +73,345 @@
                   <pic:spPr>
                     <a:xfrm>
                       <a:off x="0" y="0"/>
-                      <a:ext cx="5731510" cy="3526155"/>
+                      <a:ext cx="5731510" cy="3820160"/>
+                    </a:xfrm>
+                    <a:prstGeom prst="rect">
+                      <a:avLst/>
+                    </a:prstGeom>
+                  </pic:spPr>
+                </pic:pic>
+              </a:graphicData>
+            </a:graphic>
+          </wp:inline>
+        </w:drawing>
+      </w:r>
+    </w:p>
+    <w:p>
+      <w:r>
+        <w:rPr>
+          <w:noProof/>
+        </w:rPr>
+        <w:lastRenderedPageBreak/>
+        <w:drawing>
+          <wp:inline distT="0" distB="0" distL="0" distR="0" wp14:anchorId="3BD9A328" wp14:editId="6BA29A1D">
+            <wp:extent cx="5731510" cy="3811905"/>
+            <wp:effectExtent l="0" t="0" r="2540" b="0"/>
+            <wp:docPr id="494849414" name="Picture 1"/>
+            <wp:cNvGraphicFramePr>
+              <a:graphicFrameLocks xmlns:a="http://schemas.openxmlformats.org/drawingml/2006/main" noChangeAspect="1"/>
+            </wp:cNvGraphicFramePr>
+            <a:graphic xmlns:a="http://schemas.openxmlformats.org/drawingml/2006/main">
+              <a:graphicData uri="http://schemas.openxmlformats.org/drawingml/2006/picture">
+                <pic:pic xmlns:pic="http://schemas.openxmlformats.org/drawingml/2006/picture">
+                  <pic:nvPicPr>
+                    <pic:cNvPr id="494849414" name=""/>
+                    <pic:cNvPicPr/>
+                  </pic:nvPicPr>
+                  <pic:blipFill>
+                    <a:blip r:embed="rId6"/>
+                    <a:stretch>
+                      <a:fillRect/>
+                    </a:stretch>
+                  </pic:blipFill>
+                  <pic:spPr>
+                    <a:xfrm>
+                      <a:off x="0" y="0"/>
+                      <a:ext cx="5731510" cy="3811905"/>
+                    </a:xfrm>
+                    <a:prstGeom prst="rect">
+                      <a:avLst/>
+                    </a:prstGeom>
+                  </pic:spPr>
+                </pic:pic>
+              </a:graphicData>
+            </a:graphic>
+          </wp:inline>
+        </w:drawing>
+      </w:r>
+    </w:p>
+    <w:p>
+      <w:r>
+        <w:rPr>
+          <w:noProof/>
+        </w:rPr>
+        <w:drawing>
+          <wp:inline distT="0" distB="0" distL="0" distR="0" wp14:anchorId="04DB5971" wp14:editId="2800FB5A">
+            <wp:extent cx="5731510" cy="3817620"/>
+            <wp:effectExtent l="0" t="0" r="2540" b="0"/>
+            <wp:docPr id="618453597" name="Picture 1"/>
+            <wp:cNvGraphicFramePr>
+              <a:graphicFrameLocks xmlns:a="http://schemas.openxmlformats.org/drawingml/2006/main" noChangeAspect="1"/>
+            </wp:cNvGraphicFramePr>
+            <a:graphic xmlns:a="http://schemas.openxmlformats.org/drawingml/2006/main">
+              <a:graphicData uri="http://schemas.openxmlformats.org/drawingml/2006/picture">
+                <pic:pic xmlns:pic="http://schemas.openxmlformats.org/drawingml/2006/picture">
+                  <pic:nvPicPr>
+                    <pic:cNvPr id="618453597" name=""/>
+                    <pic:cNvPicPr/>
+                  </pic:nvPicPr>
+                  <pic:blipFill>
+                    <a:blip r:embed="rId7"/>
+                    <a:stretch>
+                      <a:fillRect/>
+                    </a:stretch>
+                  </pic:blipFill>
+                  <pic:spPr>
+                    <a:xfrm>
+                      <a:off x="0" y="0"/>
+                      <a:ext cx="5731510" cy="3817620"/>
+                    </a:xfrm>
+                    <a:prstGeom prst="rect">
+                      <a:avLst/>
+                    </a:prstGeom>
+                  </pic:spPr>
+                </pic:pic>
+              </a:graphicData>
+            </a:graphic>
+          </wp:inline>
+        </w:drawing>
+      </w:r>
+    </w:p>
+    <w:p>
+      <w:r>
+        <w:rPr>
+          <w:noProof/>
+        </w:rPr>
+        <w:lastRenderedPageBreak/>
+        <w:drawing>
+          <wp:inline distT="0" distB="0" distL="0" distR="0" wp14:anchorId="4B38A8AE" wp14:editId="69956D03">
+            <wp:extent cx="5731510" cy="3820160"/>
+            <wp:effectExtent l="0" t="0" r="2540" b="8890"/>
+            <wp:docPr id="903163239" name="Picture 1"/>
+            <wp:cNvGraphicFramePr>
+              <a:graphicFrameLocks xmlns:a="http://schemas.openxmlformats.org/drawingml/2006/main" noChangeAspect="1"/>
+            </wp:cNvGraphicFramePr>
+            <a:graphic xmlns:a="http://schemas.openxmlformats.org/drawingml/2006/main">
+              <a:graphicData uri="http://schemas.openxmlformats.org/drawingml/2006/picture">
+                <pic:pic xmlns:pic="http://schemas.openxmlformats.org/drawingml/2006/picture">
+                  <pic:nvPicPr>
+                    <pic:cNvPr id="903163239" name=""/>
+                    <pic:cNvPicPr/>
+                  </pic:nvPicPr>
+                  <pic:blipFill>
+                    <a:blip r:embed="rId8"/>
+                    <a:stretch>
+                      <a:fillRect/>
+                    </a:stretch>
+                  </pic:blipFill>
+                  <pic:spPr>
+                    <a:xfrm>
+                      <a:off x="0" y="0"/>
+                      <a:ext cx="5731510" cy="3820160"/>
+                    </a:xfrm>
+                    <a:prstGeom prst="rect">
+                      <a:avLst/>
+                    </a:prstGeom>
+                  </pic:spPr>
+                </pic:pic>
+              </a:graphicData>
+            </a:graphic>
+          </wp:inline>
+        </w:drawing>
+      </w:r>
+    </w:p>
+    <w:p>
+      <w:r>
+        <w:rPr>
+          <w:noProof/>
+        </w:rPr>
+        <w:drawing>
+          <wp:inline distT="0" distB="0" distL="0" distR="0" wp14:anchorId="242DAAC6" wp14:editId="0059AB68">
+            <wp:extent cx="5731510" cy="3820160"/>
+            <wp:effectExtent l="0" t="0" r="2540" b="8890"/>
+            <wp:docPr id="1604461287" name="Picture 1"/>
+            <wp:cNvGraphicFramePr>
+              <a:graphicFrameLocks xmlns:a="http://schemas.openxmlformats.org/drawingml/2006/main" noChangeAspect="1"/>
+            </wp:cNvGraphicFramePr>
+            <a:graphic xmlns:a="http://schemas.openxmlformats.org/drawingml/2006/main">
+              <a:graphicData uri="http://schemas.openxmlformats.org/drawingml/2006/picture">
+                <pic:pic xmlns:pic="http://schemas.openxmlformats.org/drawingml/2006/picture">
+                  <pic:nvPicPr>
+                    <pic:cNvPr id="1604461287" name=""/>
+                    <pic:cNvPicPr/>
+                  </pic:nvPicPr>
+                  <pic:blipFill>
+                    <a:blip r:embed="rId9"/>
+                    <a:stretch>
+                      <a:fillRect/>
+                    </a:stretch>
+                  </pic:blipFill>
+                  <pic:spPr>
+                    <a:xfrm>
+                      <a:off x="0" y="0"/>
+                      <a:ext cx="5731510" cy="3820160"/>
+                    </a:xfrm>
+                    <a:prstGeom prst="rect">
+                      <a:avLst/>
+                    </a:prstGeom>
+                  </pic:spPr>
+                </pic:pic>
+              </a:graphicData>
+            </a:graphic>
+          </wp:inline>
+        </w:drawing>
+      </w:r>
+    </w:p>
+    <w:p>
+      <w:r>
+        <w:rPr>
+          <w:noProof/>
+        </w:rPr>
+        <w:lastRenderedPageBreak/>
+        <w:drawing>
+          <wp:inline distT="0" distB="0" distL="0" distR="0" wp14:anchorId="379B879D" wp14:editId="71231F5A">
+            <wp:extent cx="5731510" cy="3820160"/>
+            <wp:effectExtent l="0" t="0" r="2540" b="8890"/>
+            <wp:docPr id="2127688818" name="Picture 1"/>
+            <wp:cNvGraphicFramePr>
+              <a:graphicFrameLocks xmlns:a="http://schemas.openxmlformats.org/drawingml/2006/main" noChangeAspect="1"/>
+            </wp:cNvGraphicFramePr>
+            <a:graphic xmlns:a="http://schemas.openxmlformats.org/drawingml/2006/main">
+              <a:graphicData uri="http://schemas.openxmlformats.org/drawingml/2006/picture">
+                <pic:pic xmlns:pic="http://schemas.openxmlformats.org/drawingml/2006/picture">
+                  <pic:nvPicPr>
+                    <pic:cNvPr id="2127688818" name=""/>
+                    <pic:cNvPicPr/>
+                  </pic:nvPicPr>
+                  <pic:blipFill>
+                    <a:blip r:embed="rId10"/>
+                    <a:stretch>
+                      <a:fillRect/>
+                    </a:stretch>
+                  </pic:blipFill>
+                  <pic:spPr>
+                    <a:xfrm>
+                      <a:off x="0" y="0"/>
+                      <a:ext cx="5731510" cy="3820160"/>
+                    </a:xfrm>
+                    <a:prstGeom prst="rect">
+                      <a:avLst/>
+                    </a:prstGeom>
+                  </pic:spPr>
+                </pic:pic>
+              </a:graphicData>
+            </a:graphic>
+          </wp:inline>
+        </w:drawing>
+      </w:r>
+    </w:p>
+    <w:p>
+      <w:r>
+        <w:rPr>
+          <w:noProof/>
+        </w:rPr>
+        <w:drawing>
+          <wp:inline distT="0" distB="0" distL="0" distR="0" wp14:anchorId="205B9BD5" wp14:editId="49563B2B">
+            <wp:extent cx="5731510" cy="3820160"/>
+            <wp:effectExtent l="0" t="0" r="2540" b="8890"/>
+            <wp:docPr id="2041396030" name="Picture 1"/>
+            <wp:cNvGraphicFramePr>
+              <a:graphicFrameLocks xmlns:a="http://schemas.openxmlformats.org/drawingml/2006/main" noChangeAspect="1"/>
+            </wp:cNvGraphicFramePr>
+            <a:graphic xmlns:a="http://schemas.openxmlformats.org/drawingml/2006/main">
+              <a:graphicData uri="http://schemas.openxmlformats.org/drawingml/2006/picture">
+                <pic:pic xmlns:pic="http://schemas.openxmlformats.org/drawingml/2006/picture">
+                  <pic:nvPicPr>
+                    <pic:cNvPr id="2041396030" name=""/>
+                    <pic:cNvPicPr/>
+                  </pic:nvPicPr>
+                  <pic:blipFill>
+                    <a:blip r:embed="rId11"/>
+                    <a:stretch>
+                      <a:fillRect/>
+                    </a:stretch>
+                  </pic:blipFill>
+                  <pic:spPr>
+                    <a:xfrm>
+                      <a:off x="0" y="0"/>
+                      <a:ext cx="5731510" cy="3820160"/>
+                    </a:xfrm>
+                    <a:prstGeom prst="rect">
+                      <a:avLst/>
+                    </a:prstGeom>
+                  </pic:spPr>
+                </pic:pic>
+              </a:graphicData>
+            </a:graphic>
+          </wp:inline>
+        </w:drawing>
+      </w:r>
+    </w:p>
+    <w:p>
+      <w:r>
+        <w:rPr>
+          <w:noProof/>
+        </w:rPr>
+        <w:lastRenderedPageBreak/>
+        <w:drawing>
+          <wp:inline distT="0" distB="0" distL="0" distR="0" wp14:anchorId="67F1CE6D" wp14:editId="405F013A">
+            <wp:extent cx="5731510" cy="3820160"/>
+            <wp:effectExtent l="0" t="0" r="2540" b="8890"/>
+            <wp:docPr id="650475765" name="Picture 1"/>
+            <wp:cNvGraphicFramePr>
+              <a:graphicFrameLocks xmlns:a="http://schemas.openxmlformats.org/drawingml/2006/main" noChangeAspect="1"/>
+            </wp:cNvGraphicFramePr>
+            <a:graphic xmlns:a="http://schemas.openxmlformats.org/drawingml/2006/main">
+              <a:graphicData uri="http://schemas.openxmlformats.org/drawingml/2006/picture">
+                <pic:pic xmlns:pic="http://schemas.openxmlformats.org/drawingml/2006/picture">
+                  <pic:nvPicPr>
+                    <pic:cNvPr id="650475765" name=""/>
+                    <pic:cNvPicPr/>
+                  </pic:nvPicPr>
+                  <pic:blipFill>
+                    <a:blip r:embed="rId12"/>
+                    <a:stretch>
+                      <a:fillRect/>
+                    </a:stretch>
+                  </pic:blipFill>
+                  <pic:spPr>
+                    <a:xfrm>
+                      <a:off x="0" y="0"/>
+                      <a:ext cx="5731510" cy="3820160"/>
+                    </a:xfrm>
+                    <a:prstGeom prst="rect">
+                      <a:avLst/>
+                    </a:prstGeom>
+                  </pic:spPr>
+                </pic:pic>
+              </a:graphicData>
+            </a:graphic>
+          </wp:inline>
+        </w:drawing>
+      </w:r>
+      <w:r>
+        <w:rPr>
+          <w:noProof/>
+        </w:rPr>
+        <w:drawing>
+          <wp:inline distT="0" distB="0" distL="0" distR="0" wp14:anchorId="3F569BF4" wp14:editId="4BA4870A">
+            <wp:extent cx="5731510" cy="3820160"/>
+            <wp:effectExtent l="0" t="0" r="2540" b="8890"/>
+            <wp:docPr id="1618886510" name="Picture 1"/>
+            <wp:cNvGraphicFramePr>
+              <a:graphicFrameLocks xmlns:a="http://schemas.openxmlformats.org/drawingml/2006/main" noChangeAspect="1"/>
+            </wp:cNvGraphicFramePr>
+            <a:graphic xmlns:a="http://schemas.openxmlformats.org/drawingml/2006/main">
+              <a:graphicData uri="http://schemas.openxmlformats.org/drawingml/2006/picture">
+                <pic:pic xmlns:pic="http://schemas.openxmlformats.org/drawingml/2006/picture">
+                  <pic:nvPicPr>
+                    <pic:cNvPr id="1618886510" name=""/>
+                    <pic:cNvPicPr/>
+                  </pic:nvPicPr>
+                  <pic:blipFill>
+                    <a:blip r:embed="rId13"/>
+                    <a:stretch>
+                      <a:fillRect/>
+                    </a:stretch>
+                  </pic:blipFill>
+                  <pic:spPr>
+                    <a:xfrm>
+                      <a:off x="0" y="0"/>
+                      <a:ext cx="5731510" cy="3820160"/>
                     </a:xfrm>
                     <a:prstGeom prst="rect">
                       <a:avLst/>
@@ -84,10 +428,10 @@
       <w:r>
         <w:lastRenderedPageBreak/>
         <w:drawing>
-          <wp:inline distT="0" distB="0" distL="0" distR="0" wp14:anchorId="5C53196B" wp14:editId="5F1F3B9F">
-            <wp:extent cx="5731510" cy="3509645"/>
+          <wp:inline distT="0" distB="0" distL="0" distR="0" wp14:anchorId="04B2217E" wp14:editId="0617FFD1">
+            <wp:extent cx="5731510" cy="3639820"/>
             <wp:effectExtent l="0" t="0" r="2540" b="0"/>
-            <wp:docPr id="1201281811" name="Picture 1"/>
+            <wp:docPr id="1202040417" name="Picture 1"/>
             <wp:cNvGraphicFramePr>
               <a:graphicFrameLocks xmlns:a="http://schemas.openxmlformats.org/drawingml/2006/main" noChangeAspect="1"/>
             </wp:cNvGraphicFramePr>
@@ -95,11 +439,11 @@
               <a:graphicData uri="http://schemas.openxmlformats.org/drawingml/2006/picture">
                 <pic:pic xmlns:pic="http://schemas.openxmlformats.org/drawingml/2006/picture">
                   <pic:nvPicPr>
-                    <pic:cNvPr id="1201281811" name=""/>
+                    <pic:cNvPr id="1202040417" name=""/>
                     <pic:cNvPicPr/>
                   </pic:nvPicPr>
                   <pic:blipFill>
-                    <a:blip r:embed="rId6"/>
+                    <a:blip r:embed="rId14"/>
                     <a:stretch>
                       <a:fillRect/>
                     </a:stretch>
@@ -107,7 +451,7 @@
                   <pic:spPr>
                     <a:xfrm>
                       <a:off x="0" y="0"/>
-                      <a:ext cx="5731510" cy="3509645"/>
+                      <a:ext cx="5731510" cy="3639820"/>
                     </a:xfrm>
                     <a:prstGeom prst="rect">
                       <a:avLst/>
@@ -119,15 +463,12 @@
           </wp:inline>
         </w:drawing>
       </w:r>
-    </w:p>
-    <w:p/>
-    <w:p>
       <w:r>
         <w:drawing>
-          <wp:inline distT="0" distB="0" distL="0" distR="0" wp14:anchorId="26CA1290" wp14:editId="71F37266">
-            <wp:extent cx="5731510" cy="3509645"/>
-            <wp:effectExtent l="0" t="0" r="2540" b="0"/>
-            <wp:docPr id="47389656" name="Picture 1"/>
+          <wp:inline distT="0" distB="0" distL="0" distR="0" wp14:anchorId="2E690BC2" wp14:editId="28763AD3">
+            <wp:extent cx="5731510" cy="3820160"/>
+            <wp:effectExtent l="0" t="0" r="2540" b="8890"/>
+            <wp:docPr id="1178857126" name="Picture 1"/>
             <wp:cNvGraphicFramePr>
               <a:graphicFrameLocks xmlns:a="http://schemas.openxmlformats.org/drawingml/2006/main" noChangeAspect="1"/>
             </wp:cNvGraphicFramePr>
@@ -135,11 +476,11 @@
               <a:graphicData uri="http://schemas.openxmlformats.org/drawingml/2006/picture">
                 <pic:pic xmlns:pic="http://schemas.openxmlformats.org/drawingml/2006/picture">
                   <pic:nvPicPr>
-                    <pic:cNvPr id="47389656" name=""/>
+                    <pic:cNvPr id="1178857126" name=""/>
                     <pic:cNvPicPr/>
                   </pic:nvPicPr>
                   <pic:blipFill>
-                    <a:blip r:embed="rId7"/>
+                    <a:blip r:embed="rId15"/>
                     <a:stretch>
                       <a:fillRect/>
                     </a:stretch>
@@ -147,290 +488,7 @@
                   <pic:spPr>
                     <a:xfrm>
                       <a:off x="0" y="0"/>
-                      <a:ext cx="5731510" cy="3509645"/>
-                    </a:xfrm>
-                    <a:prstGeom prst="rect">
-                      <a:avLst/>
-                    </a:prstGeom>
-                  </pic:spPr>
-                </pic:pic>
-              </a:graphicData>
-            </a:graphic>
-          </wp:inline>
-        </w:drawing>
-      </w:r>
-    </w:p>
-    <w:p>
-      <w:r>
-        <w:lastRenderedPageBreak/>
-        <w:drawing>
-          <wp:inline distT="0" distB="0" distL="0" distR="0" wp14:anchorId="56379C56" wp14:editId="5D4BA607">
-            <wp:extent cx="5731510" cy="3503930"/>
-            <wp:effectExtent l="0" t="0" r="2540" b="1270"/>
-            <wp:docPr id="1957937911" name="Picture 1"/>
-            <wp:cNvGraphicFramePr>
-              <a:graphicFrameLocks xmlns:a="http://schemas.openxmlformats.org/drawingml/2006/main" noChangeAspect="1"/>
-            </wp:cNvGraphicFramePr>
-            <a:graphic xmlns:a="http://schemas.openxmlformats.org/drawingml/2006/main">
-              <a:graphicData uri="http://schemas.openxmlformats.org/drawingml/2006/picture">
-                <pic:pic xmlns:pic="http://schemas.openxmlformats.org/drawingml/2006/picture">
-                  <pic:nvPicPr>
-                    <pic:cNvPr id="1957937911" name=""/>
-                    <pic:cNvPicPr/>
-                  </pic:nvPicPr>
-                  <pic:blipFill>
-                    <a:blip r:embed="rId8"/>
-                    <a:stretch>
-                      <a:fillRect/>
-                    </a:stretch>
-                  </pic:blipFill>
-                  <pic:spPr>
-                    <a:xfrm>
-                      <a:off x="0" y="0"/>
-                      <a:ext cx="5731510" cy="3503930"/>
-                    </a:xfrm>
-                    <a:prstGeom prst="rect">
-                      <a:avLst/>
-                    </a:prstGeom>
-                  </pic:spPr>
-                </pic:pic>
-              </a:graphicData>
-            </a:graphic>
-          </wp:inline>
-        </w:drawing>
-      </w:r>
-    </w:p>
-    <w:p/>
-    <w:p>
-      <w:r>
-        <w:drawing>
-          <wp:inline distT="0" distB="0" distL="0" distR="0" wp14:anchorId="2D96852D" wp14:editId="4E1E6540">
-            <wp:extent cx="5731510" cy="3195955"/>
-            <wp:effectExtent l="0" t="0" r="2540" b="4445"/>
-            <wp:docPr id="320968079" name="Picture 1"/>
-            <wp:cNvGraphicFramePr>
-              <a:graphicFrameLocks xmlns:a="http://schemas.openxmlformats.org/drawingml/2006/main" noChangeAspect="1"/>
-            </wp:cNvGraphicFramePr>
-            <a:graphic xmlns:a="http://schemas.openxmlformats.org/drawingml/2006/main">
-              <a:graphicData uri="http://schemas.openxmlformats.org/drawingml/2006/picture">
-                <pic:pic xmlns:pic="http://schemas.openxmlformats.org/drawingml/2006/picture">
-                  <pic:nvPicPr>
-                    <pic:cNvPr id="320968079" name=""/>
-                    <pic:cNvPicPr/>
-                  </pic:nvPicPr>
-                  <pic:blipFill>
-                    <a:blip r:embed="rId9"/>
-                    <a:stretch>
-                      <a:fillRect/>
-                    </a:stretch>
-                  </pic:blipFill>
-                  <pic:spPr>
-                    <a:xfrm>
-                      <a:off x="0" y="0"/>
-                      <a:ext cx="5731510" cy="3195955"/>
-                    </a:xfrm>
-                    <a:prstGeom prst="rect">
-                      <a:avLst/>
-                    </a:prstGeom>
-                  </pic:spPr>
-                </pic:pic>
-              </a:graphicData>
-            </a:graphic>
-          </wp:inline>
-        </w:drawing>
-      </w:r>
-    </w:p>
-    <w:p/>
-    <w:p>
-      <w:r>
-        <w:lastRenderedPageBreak/>
-        <w:drawing>
-          <wp:inline distT="0" distB="0" distL="0" distR="0" wp14:anchorId="687BAA1F" wp14:editId="670614E4">
-            <wp:extent cx="5731510" cy="3246755"/>
-            <wp:effectExtent l="0" t="0" r="2540" b="0"/>
-            <wp:docPr id="170352984" name="Picture 1"/>
-            <wp:cNvGraphicFramePr>
-              <a:graphicFrameLocks xmlns:a="http://schemas.openxmlformats.org/drawingml/2006/main" noChangeAspect="1"/>
-            </wp:cNvGraphicFramePr>
-            <a:graphic xmlns:a="http://schemas.openxmlformats.org/drawingml/2006/main">
-              <a:graphicData uri="http://schemas.openxmlformats.org/drawingml/2006/picture">
-                <pic:pic xmlns:pic="http://schemas.openxmlformats.org/drawingml/2006/picture">
-                  <pic:nvPicPr>
-                    <pic:cNvPr id="170352984" name=""/>
-                    <pic:cNvPicPr/>
-                  </pic:nvPicPr>
-                  <pic:blipFill>
-                    <a:blip r:embed="rId10"/>
-                    <a:stretch>
-                      <a:fillRect/>
-                    </a:stretch>
-                  </pic:blipFill>
-                  <pic:spPr>
-                    <a:xfrm>
-                      <a:off x="0" y="0"/>
-                      <a:ext cx="5731510" cy="3246755"/>
-                    </a:xfrm>
-                    <a:prstGeom prst="rect">
-                      <a:avLst/>
-                    </a:prstGeom>
-                  </pic:spPr>
-                </pic:pic>
-              </a:graphicData>
-            </a:graphic>
-          </wp:inline>
-        </w:drawing>
-      </w:r>
-    </w:p>
-    <w:p/>
-    <w:p>
-      <w:r>
-        <w:drawing>
-          <wp:inline distT="0" distB="0" distL="0" distR="0" wp14:anchorId="59DD24DA" wp14:editId="42676DA4">
-            <wp:extent cx="5731510" cy="3169920"/>
-            <wp:effectExtent l="0" t="0" r="2540" b="0"/>
-            <wp:docPr id="1724762600" name="Picture 1"/>
-            <wp:cNvGraphicFramePr>
-              <a:graphicFrameLocks xmlns:a="http://schemas.openxmlformats.org/drawingml/2006/main" noChangeAspect="1"/>
-            </wp:cNvGraphicFramePr>
-            <a:graphic xmlns:a="http://schemas.openxmlformats.org/drawingml/2006/main">
-              <a:graphicData uri="http://schemas.openxmlformats.org/drawingml/2006/picture">
-                <pic:pic xmlns:pic="http://schemas.openxmlformats.org/drawingml/2006/picture">
-                  <pic:nvPicPr>
-                    <pic:cNvPr id="1724762600" name=""/>
-                    <pic:cNvPicPr/>
-                  </pic:nvPicPr>
-                  <pic:blipFill>
-                    <a:blip r:embed="rId11"/>
-                    <a:stretch>
-                      <a:fillRect/>
-                    </a:stretch>
-                  </pic:blipFill>
-                  <pic:spPr>
-                    <a:xfrm>
-                      <a:off x="0" y="0"/>
-                      <a:ext cx="5731510" cy="3169920"/>
-                    </a:xfrm>
-                    <a:prstGeom prst="rect">
-                      <a:avLst/>
-                    </a:prstGeom>
-                  </pic:spPr>
-                </pic:pic>
-              </a:graphicData>
-            </a:graphic>
-          </wp:inline>
-        </w:drawing>
-      </w:r>
-    </w:p>
-    <w:p/>
-    <w:p>
-      <w:r>
-        <w:lastRenderedPageBreak/>
-        <w:drawing>
-          <wp:inline distT="0" distB="0" distL="0" distR="0" wp14:anchorId="246B60E6" wp14:editId="6B473FB7">
-            <wp:extent cx="5731510" cy="3154045"/>
-            <wp:effectExtent l="0" t="0" r="2540" b="8255"/>
-            <wp:docPr id="1427179873" name="Picture 1"/>
-            <wp:cNvGraphicFramePr>
-              <a:graphicFrameLocks xmlns:a="http://schemas.openxmlformats.org/drawingml/2006/main" noChangeAspect="1"/>
-            </wp:cNvGraphicFramePr>
-            <a:graphic xmlns:a="http://schemas.openxmlformats.org/drawingml/2006/main">
-              <a:graphicData uri="http://schemas.openxmlformats.org/drawingml/2006/picture">
-                <pic:pic xmlns:pic="http://schemas.openxmlformats.org/drawingml/2006/picture">
-                  <pic:nvPicPr>
-                    <pic:cNvPr id="1427179873" name=""/>
-                    <pic:cNvPicPr/>
-                  </pic:nvPicPr>
-                  <pic:blipFill>
-                    <a:blip r:embed="rId12"/>
-                    <a:stretch>
-                      <a:fillRect/>
-                    </a:stretch>
-                  </pic:blipFill>
-                  <pic:spPr>
-                    <a:xfrm>
-                      <a:off x="0" y="0"/>
-                      <a:ext cx="5731510" cy="3154045"/>
-                    </a:xfrm>
-                    <a:prstGeom prst="rect">
-                      <a:avLst/>
-                    </a:prstGeom>
-                  </pic:spPr>
-                </pic:pic>
-              </a:graphicData>
-            </a:graphic>
-          </wp:inline>
-        </w:drawing>
-      </w:r>
-    </w:p>
-    <w:p/>
-    <w:p>
-      <w:r>
-        <w:drawing>
-          <wp:inline distT="0" distB="0" distL="0" distR="0" wp14:anchorId="1231B133" wp14:editId="2A296FFD">
-            <wp:extent cx="5731510" cy="3150870"/>
-            <wp:effectExtent l="0" t="0" r="2540" b="0"/>
-            <wp:docPr id="1814443743" name="Picture 1"/>
-            <wp:cNvGraphicFramePr>
-              <a:graphicFrameLocks xmlns:a="http://schemas.openxmlformats.org/drawingml/2006/main" noChangeAspect="1"/>
-            </wp:cNvGraphicFramePr>
-            <a:graphic xmlns:a="http://schemas.openxmlformats.org/drawingml/2006/main">
-              <a:graphicData uri="http://schemas.openxmlformats.org/drawingml/2006/picture">
-                <pic:pic xmlns:pic="http://schemas.openxmlformats.org/drawingml/2006/picture">
-                  <pic:nvPicPr>
-                    <pic:cNvPr id="1814443743" name=""/>
-                    <pic:cNvPicPr/>
-                  </pic:nvPicPr>
-                  <pic:blipFill>
-                    <a:blip r:embed="rId13"/>
-                    <a:stretch>
-                      <a:fillRect/>
-                    </a:stretch>
-                  </pic:blipFill>
-                  <pic:spPr>
-                    <a:xfrm>
-                      <a:off x="0" y="0"/>
-                      <a:ext cx="5731510" cy="3150870"/>
-                    </a:xfrm>
-                    <a:prstGeom prst="rect">
-                      <a:avLst/>
-                    </a:prstGeom>
-                  </pic:spPr>
-                </pic:pic>
-              </a:graphicData>
-            </a:graphic>
-          </wp:inline>
-        </w:drawing>
-      </w:r>
-    </w:p>
-    <w:p/>
-    <w:p>
-      <w:r>
-        <w:lastRenderedPageBreak/>
-        <w:drawing>
-          <wp:inline distT="0" distB="0" distL="0" distR="0" wp14:anchorId="5FF008D7" wp14:editId="1278050C">
-            <wp:extent cx="5731510" cy="3389630"/>
-            <wp:effectExtent l="0" t="0" r="2540" b="1270"/>
-            <wp:docPr id="496915764" name="Picture 1"/>
-            <wp:cNvGraphicFramePr>
-              <a:graphicFrameLocks xmlns:a="http://schemas.openxmlformats.org/drawingml/2006/main" noChangeAspect="1"/>
-            </wp:cNvGraphicFramePr>
-            <a:graphic xmlns:a="http://schemas.openxmlformats.org/drawingml/2006/main">
-              <a:graphicData uri="http://schemas.openxmlformats.org/drawingml/2006/picture">
-                <pic:pic xmlns:pic="http://schemas.openxmlformats.org/drawingml/2006/picture">
-                  <pic:nvPicPr>
-                    <pic:cNvPr id="496915764" name=""/>
-                    <pic:cNvPicPr/>
-                  </pic:nvPicPr>
-                  <pic:blipFill>
-                    <a:blip r:embed="rId14"/>
-                    <a:stretch>
-                      <a:fillRect/>
-                    </a:stretch>
-                  </pic:blipFill>
-                  <pic:spPr>
-                    <a:xfrm>
-                      <a:off x="0" y="0"/>
-                      <a:ext cx="5731510" cy="3389630"/>
+                      <a:ext cx="5731510" cy="3820160"/>
                     </a:xfrm>
                     <a:prstGeom prst="rect">
                       <a:avLst/>
